--- a/public/templates/command-center/Aurixa_Executive_Business_Report.docx
+++ b/public/templates/command-center/Aurixa_Executive_Business_Report.docx
@@ -4108,7 +4108,7 @@
           </w:p>
           <w:p>
             <w:pPr>
-              <w:keepNext w:val="0"/>
+              <w:keepNext/>
               <w:keepLines/>
               <w:pageBreakBefore w:val="0"/>
               <w:widowControl w:val="1"/>

--- a/public/templates/command-center/Aurixa_Executive_Business_Report.docx
+++ b/public/templates/command-center/Aurixa_Executive_Business_Report.docx
@@ -407,7 +407,7 @@
         <w:keepLines/>
         <w:pageBreakBefore w:val="0"/>
         <w:widowControl w:val="1"/>
-        <w:spacing w:before="0" w:after="0" w:line="160" w:lineRule="exact"/>
+        <w:spacing w:before="0" w:after="0" w:line="3912" w:lineRule="exact"/>
       </w:pPr>
       <w:r>
         <w:rPr>
@@ -462,7 +462,7 @@
           </w:tcPr>
           <w:p>
             <w:pPr>
-              <w:keepNext w:val="0"/>
+              <w:keepNext/>
               <w:keepLines/>
               <w:pageBreakBefore w:val="0"/>
               <w:widowControl w:val="1"/>
@@ -503,7 +503,7 @@
           </w:tcPr>
           <w:p>
             <w:pPr>
-              <w:keepNext w:val="0"/>
+              <w:keepNext/>
               <w:keepLines/>
               <w:pageBreakBefore w:val="0"/>
               <w:widowControl w:val="1"/>
@@ -542,7 +542,7 @@
           </w:tcPr>
           <w:p>
             <w:pPr>
-              <w:keepNext w:val="0"/>
+              <w:keepNext/>
               <w:keepLines/>
               <w:pageBreakBefore w:val="0"/>
               <w:widowControl w:val="1"/>
@@ -583,7 +583,7 @@
           </w:tcPr>
           <w:p>
             <w:pPr>
-              <w:keepNext w:val="0"/>
+              <w:keepNext/>
               <w:keepLines/>
               <w:pageBreakBefore w:val="0"/>
               <w:widowControl w:val="1"/>
@@ -628,7 +628,7 @@
           </w:tcPr>
           <w:p>
             <w:pPr>
-              <w:keepNext w:val="0"/>
+              <w:keepNext/>
               <w:keepLines/>
               <w:pageBreakBefore w:val="0"/>
               <w:widowControl w:val="1"/>
@@ -669,7 +669,7 @@
           </w:tcPr>
           <w:p>
             <w:pPr>
-              <w:keepNext w:val="0"/>
+              <w:keepNext/>
               <w:keepLines/>
               <w:pageBreakBefore w:val="0"/>
               <w:widowControl w:val="1"/>
@@ -708,7 +708,7 @@
           </w:tcPr>
           <w:p>
             <w:pPr>
-              <w:keepNext w:val="0"/>
+              <w:keepNext/>
               <w:keepLines/>
               <w:pageBreakBefore w:val="0"/>
               <w:widowControl w:val="1"/>
@@ -749,7 +749,7 @@
           </w:tcPr>
           <w:p>
             <w:pPr>
-              <w:keepNext w:val="0"/>
+              <w:keepNext/>
               <w:keepLines/>
               <w:pageBreakBefore w:val="0"/>
               <w:widowControl w:val="1"/>
@@ -940,13 +940,13 @@
       <w:pPr>
         <w:keepNext w:val="0"/>
         <w:keepLines/>
-        <w:pageBreakBefore w:val="0"/>
+        <w:pageBreakBefore w:val="1"/>
         <w:widowControl w:val="1"/>
-        <w:spacing w:before="0" w:after="0"/>
+        <w:spacing w:before="0" w:after="0" w:line="20" w:lineRule="exact"/>
+        <w:rPr>
+          <w:sz w:val="2"/>
+        </w:rPr>
       </w:pPr>
-      <w:r>
-        <w:br w:type="page"/>
-      </w:r>
     </w:p>
     <w:tbl>
       <w:tblPr>
@@ -1035,7 +1035,7 @@
     </w:tbl>
     <w:p>
       <w:pPr>
-        <w:keepNext w:val="0"/>
+        <w:keepNext w:val="1"/>
         <w:keepLines/>
         <w:pageBreakBefore w:val="0"/>
         <w:widowControl w:val="1"/>
@@ -1289,13 +1289,13 @@
       <w:pPr>
         <w:keepNext w:val="0"/>
         <w:keepLines/>
-        <w:pageBreakBefore w:val="0"/>
+        <w:pageBreakBefore w:val="1"/>
         <w:widowControl w:val="1"/>
-        <w:spacing w:before="0" w:after="0"/>
+        <w:spacing w:before="0" w:after="0" w:line="20" w:lineRule="exact"/>
+        <w:rPr>
+          <w:sz w:val="2"/>
+        </w:rPr>
       </w:pPr>
-      <w:r>
-        <w:br w:type="page"/>
-      </w:r>
     </w:p>
     <w:tbl>
       <w:tblPr>
@@ -1417,7 +1417,7 @@
     </w:tbl>
     <w:p>
       <w:pPr>
-        <w:keepNext w:val="0"/>
+        <w:keepNext w:val="1"/>
         <w:keepLines/>
         <w:pageBreakBefore w:val="0"/>
         <w:widowControl w:val="1"/>
@@ -2085,18 +2085,6 @@
         </w:tc>
       </w:tr>
     </w:tbl>
-    <w:p>
-      <w:pPr>
-        <w:keepNext w:val="0"/>
-        <w:keepLines/>
-        <w:pageBreakBefore w:val="0"/>
-        <w:widowControl w:val="1"/>
-        <w:spacing w:before="0" w:after="0"/>
-      </w:pPr>
-      <w:r>
-        <w:br w:type="page"/>
-      </w:r>
-    </w:p>
     <w:tbl>
       <w:tblPr>
         <w:tblW w:type="auto" w:w="0"/>
@@ -2217,7 +2205,7 @@
     </w:tbl>
     <w:p>
       <w:pPr>
-        <w:keepNext w:val="0"/>
+        <w:keepNext w:val="1"/>
         <w:keepLines/>
         <w:pageBreakBefore w:val="0"/>
         <w:widowControl w:val="1"/>
@@ -4150,18 +4138,6 @@
         <w:t>Mix shift is visible from period two   ·   Source: Finance system   ·   Alt text: Advisory and compliance grow while transactional revenue declines</w:t>
       </w:r>
     </w:p>
-    <w:p>
-      <w:pPr>
-        <w:keepNext w:val="0"/>
-        <w:keepLines/>
-        <w:pageBreakBefore w:val="0"/>
-        <w:widowControl w:val="1"/>
-        <w:spacing w:before="0" w:after="0"/>
-      </w:pPr>
-      <w:r>
-        <w:br w:type="page"/>
-      </w:r>
-    </w:p>
     <w:tbl>
       <w:tblPr>
         <w:tblW w:type="auto" w:w="0"/>
@@ -4282,7 +4258,7 @@
     </w:tbl>
     <w:p>
       <w:pPr>
-        <w:keepNext w:val="0"/>
+        <w:keepNext w:val="1"/>
         <w:keepLines/>
         <w:pageBreakBefore w:val="0"/>
         <w:widowControl w:val="1"/>
@@ -4589,18 +4565,6 @@
         <w:rPr>
           <w:sz w:val="2"/>
         </w:rPr>
-      </w:r>
-    </w:p>
-    <w:p>
-      <w:pPr>
-        <w:keepNext w:val="0"/>
-        <w:keepLines/>
-        <w:pageBreakBefore w:val="0"/>
-        <w:widowControl w:val="1"/>
-        <w:spacing w:before="0" w:after="0"/>
-      </w:pPr>
-      <w:r>
-        <w:br w:type="page"/>
       </w:r>
     </w:p>
     <w:tbl>
@@ -4723,7 +4687,7 @@
     </w:tbl>
     <w:p>
       <w:pPr>
-        <w:keepNext w:val="0"/>
+        <w:keepNext w:val="1"/>
         <w:keepLines/>
         <w:pageBreakBefore w:val="0"/>
         <w:widowControl w:val="1"/>
@@ -6381,18 +6345,6 @@
         </w:tc>
       </w:tr>
     </w:tbl>
-    <w:p>
-      <w:pPr>
-        <w:keepNext w:val="0"/>
-        <w:keepLines/>
-        <w:pageBreakBefore w:val="0"/>
-        <w:widowControl w:val="1"/>
-        <w:spacing w:before="0" w:after="0"/>
-      </w:pPr>
-      <w:r>
-        <w:br w:type="page"/>
-      </w:r>
-    </w:p>
     <w:tbl>
       <w:tblPr>
         <w:tblW w:type="auto" w:w="0"/>
@@ -6513,7 +6465,7 @@
     </w:tbl>
     <w:p>
       <w:pPr>
-        <w:keepNext w:val="0"/>
+        <w:keepNext w:val="1"/>
         <w:keepLines/>
         <w:pageBreakBefore w:val="0"/>
         <w:widowControl w:val="1"/>
